--- a/template_notula/SIPINTER_Template_Bagian_III_Anggaran.docx
+++ b/template_notula/SIPINTER_Template_Bagian_III_Anggaran.docx
@@ -3,101 +3,55 @@
 <w:document xmlns:wpc="http://schemas.microsoft.com/office/word/2010/wordprocessingCanvas" xmlns:mo="http://schemas.microsoft.com/office/mac/office/2008/main" xmlns:mc="http://schemas.openxmlformats.org/markup-compatibility/2006" xmlns:mv="urn:schemas-microsoft-com:mac:vml" xmlns:o="urn:schemas-microsoft-com:office:office" xmlns:r="http://schemas.openxmlformats.org/officeDocument/2006/relationships" xmlns:m="http://schemas.openxmlformats.org/officeDocument/2006/math" xmlns:v="urn:schemas-microsoft-com:vml" xmlns:wp14="http://schemas.microsoft.com/office/word/2010/wordprocessingDrawing" xmlns:wp="http://schemas.openxmlformats.org/drawingml/2006/wordprocessingDrawing" xmlns:w10="urn:schemas-microsoft-com:office:word" xmlns:w="http://schemas.openxmlformats.org/wordprocessingml/2006/main" xmlns:w14="http://schemas.microsoft.com/office/word/2010/wordml" xmlns:wpg="http://schemas.microsoft.com/office/word/2010/wordprocessingGroup" xmlns:wpi="http://schemas.microsoft.com/office/word/2010/wordprocessingInk" xmlns:wne="http://schemas.microsoft.com/office/word/2006/wordml" xmlns:wps="http://schemas.microsoft.com/office/word/2010/wordprocessingShape" mc:Ignorable="w14 wp14">
   <w:body>
     <w:p>
-      <w:pPr>
-        <w:spacing w:before="0" w:after="40" w:line="276" w:lineRule="auto"/>
-        <w:jc w:val="center"/>
-      </w:pPr>
       <w:r>
         <w:rPr>
           <w:b/>
-          <w:i w:val="0"/>
-          <w:color w:val="1D4E89"/>
-          <w:sz w:val="30"/>
+          <w:sz w:val="28"/>
         </w:rPr>
-        <w:t>TEMPLATE BAGIAN III — REALISASI ANGGARAN, UPAYA EFISIENSI &amp; PEMBAHASAN LAINNYA</w:t>
+        <w:t>NOTULA RAPAT -- BAGIAN III</w:t>
       </w:r>
     </w:p>
     <w:p>
-      <w:pPr>
-        <w:spacing w:before="80" w:after="120" w:line="276" w:lineRule="auto"/>
-        <w:jc w:val="center"/>
-      </w:pPr>
-      <w:r>
-        <w:rPr>
-          <w:b w:val="0"/>
-          <w:i/>
-          <w:color w:val="666666"/>
-          <w:sz w:val="20"/>
-        </w:rPr>
-        <w:t>Diisi di Word (di luar sistem), lalu diunggah sebagai "Bagian III" di halaman Kompilasi Notula</w:t>
-      </w:r>
-    </w:p>
-    <w:p>
-      <w:pPr>
-        <w:spacing w:before="80" w:after="200" w:line="276" w:lineRule="auto"/>
-        <w:jc w:val="both"/>
-      </w:pPr>
-      <w:r>
-        <w:rPr>
-          <w:b w:val="0"/>
-          <w:i/>
-          <w:color w:val="666666"/>
-          <w:sz w:val="18"/>
-        </w:rPr>
-        <w:t>Cara isi: lengkapi PAGU Awal, PAGU Revisi, dan Realisasi (Rp) per Sasaran Kegiatan lalu jumlahkan pada baris Total. Tulis narasi upaya efisiensi. Isi Pembahasan Lainnya; khusus Triwulan IV tambahkan pembahasan nilai PKO. Simpan sebagai .docx lalu unggah — sistem menggabungkannya setelah Bagian II. Tanda tangan Kepala &amp; Notulis ditambahkan otomatis oleh sistem di akhir; jangan diketik di sini.</w:t>
-      </w:r>
-    </w:p>
-    <w:p>
-      <w:pPr>
-        <w:pBdr>
-          <w:bottom w:val="single" w:sz="6" w:space="1" w:color="1D4E89"/>
-        </w:pBdr>
-      </w:pPr>
-    </w:p>
-    <w:p>
-      <w:pPr>
-        <w:spacing w:before="160" w:after="80" w:line="276" w:lineRule="auto"/>
-      </w:pPr>
       <w:r>
         <w:rPr>
           <w:b/>
-          <w:i w:val="0"/>
-          <w:color w:val="1D4E89"/>
-          <w:sz w:val="23"/>
+          <w:sz w:val="24"/>
         </w:rPr>
-        <w:t>A. Realisasi Anggaran sampai dengan Triwulan Berjalan</w:t>
+        <w:t>Realisasi Anggaran dan Upaya Efisiensi sampai dengan Triwulan Berjalan</w:t>
       </w:r>
     </w:p>
+    <w:p/>
+    <w:p>
+      <w:r>
+        <w:rPr>
+          <w:i/>
+          <w:color w:val="C00000"/>
+          <w:sz w:val="19"/>
+        </w:rPr>
+        <w:t>Petunjuk pengisian (hapus paragraf ini sebelum diunggah): Isi PAGU Awal sesuai yang tercantum di PK Awal; PAGU Revisi hanya diisi jika satker melakukan revisi PAGU (jika tidak ada revisi, isi sama dengan PAGU Awal). Baris "Tersedianya Data 5 Sasaran...", "Terwujudnya Layanan Edukasi dan Promosi Statistik...", dan "Peningkatan Pembangunan Zona Integritas" khusus BPS Provinsi -- hapus baris tsb untuk BPS Kabupaten/Kota.</w:t>
+      </w:r>
+    </w:p>
+    <w:p/>
     <w:tbl>
       <w:tblPr>
+        <w:tblStyle w:val="TableGrid"/>
         <w:tblW w:type="auto" w:w="0"/>
-        <w:jc w:val="center"/>
         <w:tblLook w:firstColumn="1" w:firstRow="1" w:lastColumn="0" w:lastRow="0" w:noHBand="0" w:noVBand="1" w:val="04A0"/>
-        <w:tblBorders>
-          <w:top w:val="single" w:sz="4" w:space="0" w:color="808080"/>
-          <w:left w:val="single" w:sz="4" w:space="0" w:color="808080"/>
-          <w:bottom w:val="single" w:sz="4" w:space="0" w:color="808080"/>
-          <w:right w:val="single" w:sz="4" w:space="0" w:color="808080"/>
-          <w:insideH w:val="single" w:sz="4" w:space="0" w:color="808080"/>
-          <w:insideV w:val="single" w:sz="4" w:space="0" w:color="808080"/>
-        </w:tblBorders>
       </w:tblPr>
       <w:tblGrid>
-        <w:gridCol w:w="1949"/>
-        <w:gridCol w:w="1949"/>
-        <w:gridCol w:w="1949"/>
-        <w:gridCol w:w="1949"/>
-        <w:gridCol w:w="1949"/>
+        <w:gridCol w:w="2160"/>
+        <w:gridCol w:w="2160"/>
+        <w:gridCol w:w="2160"/>
+        <w:gridCol w:w="2160"/>
       </w:tblGrid>
       <w:tr>
         <w:tc>
           <w:tcPr>
-            <w:tcW w:type="dxa" w:w="3628"/>
-            <w:shd w:val="clear" w:color="auto" w:fill="DDE6F0"/>
+            <w:tcW w:type="dxa" w:w="2160"/>
+            <w:shd w:val="clear" w:color="auto" w:fill="D9D9D9"/>
           </w:tcPr>
           <w:p>
             <w:pPr>
-              <w:spacing w:before="20" w:after="20"/>
               <w:jc w:val="center"/>
             </w:pPr>
             <w:r/>
@@ -105,7 +59,7 @@
               <w:rPr>
                 <w:b/>
                 <w:i w:val="0"/>
-                <w:sz w:val="17"/>
+                <w:sz w:val="19"/>
               </w:rPr>
               <w:t>Sasaran Kegiatan</w:t>
             </w:r>
@@ -113,12 +67,11 @@
         </w:tc>
         <w:tc>
           <w:tcPr>
-            <w:tcW w:type="dxa" w:w="1644"/>
-            <w:shd w:val="clear" w:color="auto" w:fill="DDE6F0"/>
+            <w:tcW w:type="dxa" w:w="2160"/>
+            <w:shd w:val="clear" w:color="auto" w:fill="D9D9D9"/>
           </w:tcPr>
           <w:p>
             <w:pPr>
-              <w:spacing w:before="20" w:after="20"/>
               <w:jc w:val="center"/>
             </w:pPr>
             <w:r/>
@@ -126,7 +79,7 @@
               <w:rPr>
                 <w:b/>
                 <w:i w:val="0"/>
-                <w:sz w:val="17"/>
+                <w:sz w:val="19"/>
               </w:rPr>
               <w:t>PAGU Awal (Rp)</w:t>
             </w:r>
@@ -134,12 +87,11 @@
         </w:tc>
         <w:tc>
           <w:tcPr>
-            <w:tcW w:type="dxa" w:w="1871"/>
-            <w:shd w:val="clear" w:color="auto" w:fill="DDE6F0"/>
+            <w:tcW w:type="dxa" w:w="2160"/>
+            <w:shd w:val="clear" w:color="auto" w:fill="D9D9D9"/>
           </w:tcPr>
           <w:p>
             <w:pPr>
-              <w:spacing w:before="20" w:after="20"/>
               <w:jc w:val="center"/>
             </w:pPr>
             <w:r/>
@@ -147,20 +99,19 @@
               <w:rPr>
                 <w:b/>
                 <w:i w:val="0"/>
-                <w:sz w:val="17"/>
+                <w:sz w:val="19"/>
               </w:rPr>
-              <w:t>PAGU Revisi s.d. TW berjalan (Rp)</w:t>
+              <w:t>PAGU Revisi Sampai dengan Triwulan Berjalan (Rp)</w:t>
             </w:r>
           </w:p>
         </w:tc>
         <w:tc>
           <w:tcPr>
-            <w:tcW w:type="dxa" w:w="1757"/>
-            <w:shd w:val="clear" w:color="auto" w:fill="DDE6F0"/>
+            <w:tcW w:type="dxa" w:w="2160"/>
+            <w:shd w:val="clear" w:color="auto" w:fill="D9D9D9"/>
           </w:tcPr>
           <w:p>
             <w:pPr>
-              <w:spacing w:before="20" w:after="20"/>
               <w:jc w:val="center"/>
             </w:pPr>
             <w:r/>
@@ -168,30 +119,9 @@
               <w:rPr>
                 <w:b/>
                 <w:i w:val="0"/>
-                <w:sz w:val="17"/>
+                <w:sz w:val="19"/>
               </w:rPr>
-              <w:t>Realisasi s.d. TW berjalan (Rp)</w:t>
-            </w:r>
-          </w:p>
-        </w:tc>
-        <w:tc>
-          <w:tcPr>
-            <w:tcW w:type="dxa" w:w="1020"/>
-            <w:shd w:val="clear" w:color="auto" w:fill="DDE6F0"/>
-          </w:tcPr>
-          <w:p>
-            <w:pPr>
-              <w:spacing w:before="20" w:after="20"/>
-              <w:jc w:val="center"/>
-            </w:pPr>
-            <w:r/>
-            <w:r>
-              <w:rPr>
-                <w:b/>
-                <w:i w:val="0"/>
-                <w:sz w:val="17"/>
-              </w:rPr>
-              <w:t>% Realisasi</w:t>
+              <w:t>Realisasi sampai dengan Triwulan Berjalan (Rp)</w:t>
             </w:r>
           </w:p>
         </w:tc>
@@ -199,31 +129,9 @@
       <w:tr>
         <w:tc>
           <w:tcPr>
-            <w:tcW w:type="dxa" w:w="3628"/>
+            <w:tcW w:type="dxa" w:w="2160"/>
           </w:tcPr>
           <w:p>
-            <w:pPr>
-              <w:spacing w:before="20" w:after="20"/>
-            </w:pPr>
-            <w:r/>
-            <w:r>
-              <w:rPr>
-                <w:b w:val="0"/>
-                <w:i w:val="0"/>
-                <w:sz w:val="17"/>
-              </w:rPr>
-              <w:t>1. Terwujudnya Penyediaan Data Dan Insight Statistik Kependudukan Dan Ketenagakerjaan Yang Berkualitas</w:t>
-            </w:r>
-          </w:p>
-        </w:tc>
-        <w:tc>
-          <w:tcPr>
-            <w:tcW w:type="dxa" w:w="1644"/>
-          </w:tcPr>
-          <w:p>
-            <w:pPr>
-              <w:spacing w:before="20" w:after="20"/>
-            </w:pPr>
             <w:r/>
             <w:r>
               <w:rPr>
@@ -231,59 +139,48 @@
                 <w:i w:val="0"/>
                 <w:sz w:val="19"/>
               </w:rPr>
+              <w:t>Terwujudnya Penyediaan Data Dan Insight Statistik Kependudukan Dan Ketenagakerjaan Yang Berkualitas</w:t>
             </w:r>
           </w:p>
         </w:tc>
         <w:tc>
           <w:tcPr>
-            <w:tcW w:type="dxa" w:w="1871"/>
+            <w:tcW w:type="dxa" w:w="2160"/>
           </w:tcPr>
           <w:p>
-            <w:pPr>
-              <w:spacing w:before="20" w:after="20"/>
-            </w:pPr>
             <w:r/>
             <w:r>
               <w:rPr>
                 <w:b w:val="0"/>
                 <w:i w:val="0"/>
-                <w:sz w:val="19"/>
               </w:rPr>
             </w:r>
           </w:p>
         </w:tc>
         <w:tc>
           <w:tcPr>
-            <w:tcW w:type="dxa" w:w="1757"/>
+            <w:tcW w:type="dxa" w:w="2160"/>
           </w:tcPr>
           <w:p>
-            <w:pPr>
-              <w:spacing w:before="20" w:after="20"/>
-            </w:pPr>
             <w:r/>
             <w:r>
               <w:rPr>
                 <w:b w:val="0"/>
                 <w:i w:val="0"/>
-                <w:sz w:val="19"/>
               </w:rPr>
             </w:r>
           </w:p>
         </w:tc>
         <w:tc>
           <w:tcPr>
-            <w:tcW w:type="dxa" w:w="1020"/>
+            <w:tcW w:type="dxa" w:w="2160"/>
           </w:tcPr>
           <w:p>
-            <w:pPr>
-              <w:spacing w:before="20" w:after="20"/>
-            </w:pPr>
             <w:r/>
             <w:r>
               <w:rPr>
                 <w:b w:val="0"/>
                 <w:i w:val="0"/>
-                <w:sz w:val="19"/>
               </w:rPr>
             </w:r>
           </w:p>
@@ -292,31 +189,9 @@
       <w:tr>
         <w:tc>
           <w:tcPr>
-            <w:tcW w:type="dxa" w:w="3628"/>
+            <w:tcW w:type="dxa" w:w="2160"/>
           </w:tcPr>
           <w:p>
-            <w:pPr>
-              <w:spacing w:before="20" w:after="20"/>
-            </w:pPr>
-            <w:r/>
-            <w:r>
-              <w:rPr>
-                <w:b w:val="0"/>
-                <w:i w:val="0"/>
-                <w:sz w:val="17"/>
-              </w:rPr>
-              <w:t>2. Terwujudnya Penyediaan Data Dan Insight Statistik Kesejahteraan Rakyat Yang Berkualitas</w:t>
-            </w:r>
-          </w:p>
-        </w:tc>
-        <w:tc>
-          <w:tcPr>
-            <w:tcW w:type="dxa" w:w="1644"/>
-          </w:tcPr>
-          <w:p>
-            <w:pPr>
-              <w:spacing w:before="20" w:after="20"/>
-            </w:pPr>
             <w:r/>
             <w:r>
               <w:rPr>
@@ -324,59 +199,48 @@
                 <w:i w:val="0"/>
                 <w:sz w:val="19"/>
               </w:rPr>
+              <w:t>Terwujudnya Penyediaan Data Dan Insight Statistik Kesejahteraan Rakyat Yang Berkualitas</w:t>
             </w:r>
           </w:p>
         </w:tc>
         <w:tc>
           <w:tcPr>
-            <w:tcW w:type="dxa" w:w="1871"/>
+            <w:tcW w:type="dxa" w:w="2160"/>
           </w:tcPr>
           <w:p>
-            <w:pPr>
-              <w:spacing w:before="20" w:after="20"/>
-            </w:pPr>
             <w:r/>
             <w:r>
               <w:rPr>
                 <w:b w:val="0"/>
                 <w:i w:val="0"/>
-                <w:sz w:val="19"/>
               </w:rPr>
             </w:r>
           </w:p>
         </w:tc>
         <w:tc>
           <w:tcPr>
-            <w:tcW w:type="dxa" w:w="1757"/>
+            <w:tcW w:type="dxa" w:w="2160"/>
           </w:tcPr>
           <w:p>
-            <w:pPr>
-              <w:spacing w:before="20" w:after="20"/>
-            </w:pPr>
             <w:r/>
             <w:r>
               <w:rPr>
                 <w:b w:val="0"/>
                 <w:i w:val="0"/>
-                <w:sz w:val="19"/>
               </w:rPr>
             </w:r>
           </w:p>
         </w:tc>
         <w:tc>
           <w:tcPr>
-            <w:tcW w:type="dxa" w:w="1020"/>
+            <w:tcW w:type="dxa" w:w="2160"/>
           </w:tcPr>
           <w:p>
-            <w:pPr>
-              <w:spacing w:before="20" w:after="20"/>
-            </w:pPr>
             <w:r/>
             <w:r>
               <w:rPr>
                 <w:b w:val="0"/>
                 <w:i w:val="0"/>
-                <w:sz w:val="19"/>
               </w:rPr>
             </w:r>
           </w:p>
@@ -385,31 +249,9 @@
       <w:tr>
         <w:tc>
           <w:tcPr>
-            <w:tcW w:type="dxa" w:w="3628"/>
+            <w:tcW w:type="dxa" w:w="2160"/>
           </w:tcPr>
           <w:p>
-            <w:pPr>
-              <w:spacing w:before="20" w:after="20"/>
-            </w:pPr>
-            <w:r/>
-            <w:r>
-              <w:rPr>
-                <w:b w:val="0"/>
-                <w:i w:val="0"/>
-                <w:sz w:val="17"/>
-              </w:rPr>
-              <w:t>3. Terwujudnya Penyediaan Data Dan Insight Statistik Ketahanan Sosial Yang Berkualitas</w:t>
-            </w:r>
-          </w:p>
-        </w:tc>
-        <w:tc>
-          <w:tcPr>
-            <w:tcW w:type="dxa" w:w="1644"/>
-          </w:tcPr>
-          <w:p>
-            <w:pPr>
-              <w:spacing w:before="20" w:after="20"/>
-            </w:pPr>
             <w:r/>
             <w:r>
               <w:rPr>
@@ -417,59 +259,48 @@
                 <w:i w:val="0"/>
                 <w:sz w:val="19"/>
               </w:rPr>
+              <w:t>Terwujudnya Penyediaan Data Dan Insight Statistik Ketahanan Sosial Yang Berkualitas</w:t>
             </w:r>
           </w:p>
         </w:tc>
         <w:tc>
           <w:tcPr>
-            <w:tcW w:type="dxa" w:w="1871"/>
+            <w:tcW w:type="dxa" w:w="2160"/>
           </w:tcPr>
           <w:p>
-            <w:pPr>
-              <w:spacing w:before="20" w:after="20"/>
-            </w:pPr>
             <w:r/>
             <w:r>
               <w:rPr>
                 <w:b w:val="0"/>
                 <w:i w:val="0"/>
-                <w:sz w:val="19"/>
               </w:rPr>
             </w:r>
           </w:p>
         </w:tc>
         <w:tc>
           <w:tcPr>
-            <w:tcW w:type="dxa" w:w="1757"/>
+            <w:tcW w:type="dxa" w:w="2160"/>
           </w:tcPr>
           <w:p>
-            <w:pPr>
-              <w:spacing w:before="20" w:after="20"/>
-            </w:pPr>
             <w:r/>
             <w:r>
               <w:rPr>
                 <w:b w:val="0"/>
                 <w:i w:val="0"/>
-                <w:sz w:val="19"/>
               </w:rPr>
             </w:r>
           </w:p>
         </w:tc>
         <w:tc>
           <w:tcPr>
-            <w:tcW w:type="dxa" w:w="1020"/>
+            <w:tcW w:type="dxa" w:w="2160"/>
           </w:tcPr>
           <w:p>
-            <w:pPr>
-              <w:spacing w:before="20" w:after="20"/>
-            </w:pPr>
             <w:r/>
             <w:r>
               <w:rPr>
                 <w:b w:val="0"/>
                 <w:i w:val="0"/>
-                <w:sz w:val="19"/>
               </w:rPr>
             </w:r>
           </w:p>
@@ -478,31 +309,9 @@
       <w:tr>
         <w:tc>
           <w:tcPr>
-            <w:tcW w:type="dxa" w:w="3628"/>
+            <w:tcW w:type="dxa" w:w="2160"/>
           </w:tcPr>
           <w:p>
-            <w:pPr>
-              <w:spacing w:before="20" w:after="20"/>
-            </w:pPr>
-            <w:r/>
-            <w:r>
-              <w:rPr>
-                <w:b w:val="0"/>
-                <w:i w:val="0"/>
-                <w:sz w:val="17"/>
-              </w:rPr>
-              <w:t>4. Terwujudnya Penyediaan Data Dan Insight Statistik Sumber Daya Hayati Yang Berkualitas</w:t>
-            </w:r>
-          </w:p>
-        </w:tc>
-        <w:tc>
-          <w:tcPr>
-            <w:tcW w:type="dxa" w:w="1644"/>
-          </w:tcPr>
-          <w:p>
-            <w:pPr>
-              <w:spacing w:before="20" w:after="20"/>
-            </w:pPr>
             <w:r/>
             <w:r>
               <w:rPr>
@@ -510,59 +319,48 @@
                 <w:i w:val="0"/>
                 <w:sz w:val="19"/>
               </w:rPr>
+              <w:t>Terwujudnya Penyediaan Data Dan Insight Statistik Sumber Daya Hayati Yang Berkualitas</w:t>
             </w:r>
           </w:p>
         </w:tc>
         <w:tc>
           <w:tcPr>
-            <w:tcW w:type="dxa" w:w="1871"/>
+            <w:tcW w:type="dxa" w:w="2160"/>
           </w:tcPr>
           <w:p>
-            <w:pPr>
-              <w:spacing w:before="20" w:after="20"/>
-            </w:pPr>
             <w:r/>
             <w:r>
               <w:rPr>
                 <w:b w:val="0"/>
                 <w:i w:val="0"/>
-                <w:sz w:val="19"/>
               </w:rPr>
             </w:r>
           </w:p>
         </w:tc>
         <w:tc>
           <w:tcPr>
-            <w:tcW w:type="dxa" w:w="1757"/>
+            <w:tcW w:type="dxa" w:w="2160"/>
           </w:tcPr>
           <w:p>
-            <w:pPr>
-              <w:spacing w:before="20" w:after="20"/>
-            </w:pPr>
             <w:r/>
             <w:r>
               <w:rPr>
                 <w:b w:val="0"/>
                 <w:i w:val="0"/>
-                <w:sz w:val="19"/>
               </w:rPr>
             </w:r>
           </w:p>
         </w:tc>
         <w:tc>
           <w:tcPr>
-            <w:tcW w:type="dxa" w:w="1020"/>
+            <w:tcW w:type="dxa" w:w="2160"/>
           </w:tcPr>
           <w:p>
-            <w:pPr>
-              <w:spacing w:before="20" w:after="20"/>
-            </w:pPr>
             <w:r/>
             <w:r>
               <w:rPr>
                 <w:b w:val="0"/>
                 <w:i w:val="0"/>
-                <w:sz w:val="19"/>
               </w:rPr>
             </w:r>
           </w:p>
@@ -571,31 +369,9 @@
       <w:tr>
         <w:tc>
           <w:tcPr>
-            <w:tcW w:type="dxa" w:w="3628"/>
+            <w:tcW w:type="dxa" w:w="2160"/>
           </w:tcPr>
           <w:p>
-            <w:pPr>
-              <w:spacing w:before="20" w:after="20"/>
-            </w:pPr>
-            <w:r/>
-            <w:r>
-              <w:rPr>
-                <w:b w:val="0"/>
-                <w:i w:val="0"/>
-                <w:sz w:val="17"/>
-              </w:rPr>
-              <w:t>5. Terwujudnya Penyediaan Data Dan Insight Statistik Sumber Daya Mineral dan Konstruksi Yang Berkualitas</w:t>
-            </w:r>
-          </w:p>
-        </w:tc>
-        <w:tc>
-          <w:tcPr>
-            <w:tcW w:type="dxa" w:w="1644"/>
-          </w:tcPr>
-          <w:p>
-            <w:pPr>
-              <w:spacing w:before="20" w:after="20"/>
-            </w:pPr>
             <w:r/>
             <w:r>
               <w:rPr>
@@ -603,59 +379,48 @@
                 <w:i w:val="0"/>
                 <w:sz w:val="19"/>
               </w:rPr>
+              <w:t>Terwujudnya Penyediaan Data Dan Insight Statistik Sumber Daya Mineral dan Konstruksi Yang Berkualitas</w:t>
             </w:r>
           </w:p>
         </w:tc>
         <w:tc>
           <w:tcPr>
-            <w:tcW w:type="dxa" w:w="1871"/>
+            <w:tcW w:type="dxa" w:w="2160"/>
           </w:tcPr>
           <w:p>
-            <w:pPr>
-              <w:spacing w:before="20" w:after="20"/>
-            </w:pPr>
             <w:r/>
             <w:r>
               <w:rPr>
                 <w:b w:val="0"/>
                 <w:i w:val="0"/>
-                <w:sz w:val="19"/>
               </w:rPr>
             </w:r>
           </w:p>
         </w:tc>
         <w:tc>
           <w:tcPr>
-            <w:tcW w:type="dxa" w:w="1757"/>
+            <w:tcW w:type="dxa" w:w="2160"/>
           </w:tcPr>
           <w:p>
-            <w:pPr>
-              <w:spacing w:before="20" w:after="20"/>
-            </w:pPr>
             <w:r/>
             <w:r>
               <w:rPr>
                 <w:b w:val="0"/>
                 <w:i w:val="0"/>
-                <w:sz w:val="19"/>
               </w:rPr>
             </w:r>
           </w:p>
         </w:tc>
         <w:tc>
           <w:tcPr>
-            <w:tcW w:type="dxa" w:w="1020"/>
+            <w:tcW w:type="dxa" w:w="2160"/>
           </w:tcPr>
           <w:p>
-            <w:pPr>
-              <w:spacing w:before="20" w:after="20"/>
-            </w:pPr>
             <w:r/>
             <w:r>
               <w:rPr>
                 <w:b w:val="0"/>
                 <w:i w:val="0"/>
-                <w:sz w:val="19"/>
               </w:rPr>
             </w:r>
           </w:p>
@@ -664,31 +429,9 @@
       <w:tr>
         <w:tc>
           <w:tcPr>
-            <w:tcW w:type="dxa" w:w="3628"/>
+            <w:tcW w:type="dxa" w:w="2160"/>
           </w:tcPr>
           <w:p>
-            <w:pPr>
-              <w:spacing w:before="20" w:after="20"/>
-            </w:pPr>
-            <w:r/>
-            <w:r>
-              <w:rPr>
-                <w:b w:val="0"/>
-                <w:i w:val="0"/>
-                <w:sz w:val="17"/>
-              </w:rPr>
-              <w:t>6. Terwujudnya Penyediaan Data Dan Insight Statistik Industri Yang Berkualitas</w:t>
-            </w:r>
-          </w:p>
-        </w:tc>
-        <w:tc>
-          <w:tcPr>
-            <w:tcW w:type="dxa" w:w="1644"/>
-          </w:tcPr>
-          <w:p>
-            <w:pPr>
-              <w:spacing w:before="20" w:after="20"/>
-            </w:pPr>
             <w:r/>
             <w:r>
               <w:rPr>
@@ -696,59 +439,48 @@
                 <w:i w:val="0"/>
                 <w:sz w:val="19"/>
               </w:rPr>
+              <w:t>Terwujudnya Penyediaan Data Dan Insight Statistik Industri Yang Berkualitas</w:t>
             </w:r>
           </w:p>
         </w:tc>
         <w:tc>
           <w:tcPr>
-            <w:tcW w:type="dxa" w:w="1871"/>
+            <w:tcW w:type="dxa" w:w="2160"/>
           </w:tcPr>
           <w:p>
-            <w:pPr>
-              <w:spacing w:before="20" w:after="20"/>
-            </w:pPr>
             <w:r/>
             <w:r>
               <w:rPr>
                 <w:b w:val="0"/>
                 <w:i w:val="0"/>
-                <w:sz w:val="19"/>
               </w:rPr>
             </w:r>
           </w:p>
         </w:tc>
         <w:tc>
           <w:tcPr>
-            <w:tcW w:type="dxa" w:w="1757"/>
+            <w:tcW w:type="dxa" w:w="2160"/>
           </w:tcPr>
           <w:p>
-            <w:pPr>
-              <w:spacing w:before="20" w:after="20"/>
-            </w:pPr>
             <w:r/>
             <w:r>
               <w:rPr>
                 <w:b w:val="0"/>
                 <w:i w:val="0"/>
-                <w:sz w:val="19"/>
               </w:rPr>
             </w:r>
           </w:p>
         </w:tc>
         <w:tc>
           <w:tcPr>
-            <w:tcW w:type="dxa" w:w="1020"/>
+            <w:tcW w:type="dxa" w:w="2160"/>
           </w:tcPr>
           <w:p>
-            <w:pPr>
-              <w:spacing w:before="20" w:after="20"/>
-            </w:pPr>
             <w:r/>
             <w:r>
               <w:rPr>
                 <w:b w:val="0"/>
                 <w:i w:val="0"/>
-                <w:sz w:val="19"/>
               </w:rPr>
             </w:r>
           </w:p>
@@ -757,31 +489,9 @@
       <w:tr>
         <w:tc>
           <w:tcPr>
-            <w:tcW w:type="dxa" w:w="3628"/>
+            <w:tcW w:type="dxa" w:w="2160"/>
           </w:tcPr>
           <w:p>
-            <w:pPr>
-              <w:spacing w:before="20" w:after="20"/>
-            </w:pPr>
-            <w:r/>
-            <w:r>
-              <w:rPr>
-                <w:b w:val="0"/>
-                <w:i w:val="0"/>
-                <w:sz w:val="17"/>
-              </w:rPr>
-              <w:t>7. Terwujudnya Penyediaan Data Dan Insight Statistik Distribusi Yang Berkualitas</w:t>
-            </w:r>
-          </w:p>
-        </w:tc>
-        <w:tc>
-          <w:tcPr>
-            <w:tcW w:type="dxa" w:w="1644"/>
-          </w:tcPr>
-          <w:p>
-            <w:pPr>
-              <w:spacing w:before="20" w:after="20"/>
-            </w:pPr>
             <w:r/>
             <w:r>
               <w:rPr>
@@ -789,59 +499,48 @@
                 <w:i w:val="0"/>
                 <w:sz w:val="19"/>
               </w:rPr>
+              <w:t>Terwujudnya Penyediaan Data Dan Insight Statistik Distribusi Yang Berkualitas</w:t>
             </w:r>
           </w:p>
         </w:tc>
         <w:tc>
           <w:tcPr>
-            <w:tcW w:type="dxa" w:w="1871"/>
+            <w:tcW w:type="dxa" w:w="2160"/>
           </w:tcPr>
           <w:p>
-            <w:pPr>
-              <w:spacing w:before="20" w:after="20"/>
-            </w:pPr>
             <w:r/>
             <w:r>
               <w:rPr>
                 <w:b w:val="0"/>
                 <w:i w:val="0"/>
-                <w:sz w:val="19"/>
               </w:rPr>
             </w:r>
           </w:p>
         </w:tc>
         <w:tc>
           <w:tcPr>
-            <w:tcW w:type="dxa" w:w="1757"/>
+            <w:tcW w:type="dxa" w:w="2160"/>
           </w:tcPr>
           <w:p>
-            <w:pPr>
-              <w:spacing w:before="20" w:after="20"/>
-            </w:pPr>
             <w:r/>
             <w:r>
               <w:rPr>
                 <w:b w:val="0"/>
                 <w:i w:val="0"/>
-                <w:sz w:val="19"/>
               </w:rPr>
             </w:r>
           </w:p>
         </w:tc>
         <w:tc>
           <w:tcPr>
-            <w:tcW w:type="dxa" w:w="1020"/>
+            <w:tcW w:type="dxa" w:w="2160"/>
           </w:tcPr>
           <w:p>
-            <w:pPr>
-              <w:spacing w:before="20" w:after="20"/>
-            </w:pPr>
             <w:r/>
             <w:r>
               <w:rPr>
                 <w:b w:val="0"/>
                 <w:i w:val="0"/>
-                <w:sz w:val="19"/>
               </w:rPr>
             </w:r>
           </w:p>
@@ -850,31 +549,9 @@
       <w:tr>
         <w:tc>
           <w:tcPr>
-            <w:tcW w:type="dxa" w:w="3628"/>
+            <w:tcW w:type="dxa" w:w="2160"/>
           </w:tcPr>
           <w:p>
-            <w:pPr>
-              <w:spacing w:before="20" w:after="20"/>
-            </w:pPr>
-            <w:r/>
-            <w:r>
-              <w:rPr>
-                <w:b w:val="0"/>
-                <w:i w:val="0"/>
-                <w:sz w:val="17"/>
-              </w:rPr>
-              <w:t>8. Terwujudnya Penyediaan Data Dan Insight Statistik Harga Yang Berkualitas</w:t>
-            </w:r>
-          </w:p>
-        </w:tc>
-        <w:tc>
-          <w:tcPr>
-            <w:tcW w:type="dxa" w:w="1644"/>
-          </w:tcPr>
-          <w:p>
-            <w:pPr>
-              <w:spacing w:before="20" w:after="20"/>
-            </w:pPr>
             <w:r/>
             <w:r>
               <w:rPr>
@@ -882,59 +559,48 @@
                 <w:i w:val="0"/>
                 <w:sz w:val="19"/>
               </w:rPr>
+              <w:t>Terwujudnya Penyediaan Data Dan Insight Statistik Harga Yang Berkualitas</w:t>
             </w:r>
           </w:p>
         </w:tc>
         <w:tc>
           <w:tcPr>
-            <w:tcW w:type="dxa" w:w="1871"/>
+            <w:tcW w:type="dxa" w:w="2160"/>
           </w:tcPr>
           <w:p>
-            <w:pPr>
-              <w:spacing w:before="20" w:after="20"/>
-            </w:pPr>
             <w:r/>
             <w:r>
               <w:rPr>
                 <w:b w:val="0"/>
                 <w:i w:val="0"/>
-                <w:sz w:val="19"/>
               </w:rPr>
             </w:r>
           </w:p>
         </w:tc>
         <w:tc>
           <w:tcPr>
-            <w:tcW w:type="dxa" w:w="1757"/>
+            <w:tcW w:type="dxa" w:w="2160"/>
           </w:tcPr>
           <w:p>
-            <w:pPr>
-              <w:spacing w:before="20" w:after="20"/>
-            </w:pPr>
             <w:r/>
             <w:r>
               <w:rPr>
                 <w:b w:val="0"/>
                 <w:i w:val="0"/>
-                <w:sz w:val="19"/>
               </w:rPr>
             </w:r>
           </w:p>
         </w:tc>
         <w:tc>
           <w:tcPr>
-            <w:tcW w:type="dxa" w:w="1020"/>
+            <w:tcW w:type="dxa" w:w="2160"/>
           </w:tcPr>
           <w:p>
-            <w:pPr>
-              <w:spacing w:before="20" w:after="20"/>
-            </w:pPr>
             <w:r/>
             <w:r>
               <w:rPr>
                 <w:b w:val="0"/>
                 <w:i w:val="0"/>
-                <w:sz w:val="19"/>
               </w:rPr>
             </w:r>
           </w:p>
@@ -943,31 +609,9 @@
       <w:tr>
         <w:tc>
           <w:tcPr>
-            <w:tcW w:type="dxa" w:w="3628"/>
+            <w:tcW w:type="dxa" w:w="2160"/>
           </w:tcPr>
           <w:p>
-            <w:pPr>
-              <w:spacing w:before="20" w:after="20"/>
-            </w:pPr>
-            <w:r/>
-            <w:r>
-              <w:rPr>
-                <w:b w:val="0"/>
-                <w:i w:val="0"/>
-                <w:sz w:val="17"/>
-              </w:rPr>
-              <w:t>9. Terwujudnya Penyediaan Data Dan Insight Statistik Jasa Yang Berkualitas</w:t>
-            </w:r>
-          </w:p>
-        </w:tc>
-        <w:tc>
-          <w:tcPr>
-            <w:tcW w:type="dxa" w:w="1644"/>
-          </w:tcPr>
-          <w:p>
-            <w:pPr>
-              <w:spacing w:before="20" w:after="20"/>
-            </w:pPr>
             <w:r/>
             <w:r>
               <w:rPr>
@@ -975,59 +619,48 @@
                 <w:i w:val="0"/>
                 <w:sz w:val="19"/>
               </w:rPr>
+              <w:t>Terwujudnya Penyediaan Data Dan Insight Statistik Jasa Yang Berkualitas</w:t>
             </w:r>
           </w:p>
         </w:tc>
         <w:tc>
           <w:tcPr>
-            <w:tcW w:type="dxa" w:w="1871"/>
+            <w:tcW w:type="dxa" w:w="2160"/>
           </w:tcPr>
           <w:p>
-            <w:pPr>
-              <w:spacing w:before="20" w:after="20"/>
-            </w:pPr>
             <w:r/>
             <w:r>
               <w:rPr>
                 <w:b w:val="0"/>
                 <w:i w:val="0"/>
-                <w:sz w:val="19"/>
               </w:rPr>
             </w:r>
           </w:p>
         </w:tc>
         <w:tc>
           <w:tcPr>
-            <w:tcW w:type="dxa" w:w="1757"/>
+            <w:tcW w:type="dxa" w:w="2160"/>
           </w:tcPr>
           <w:p>
-            <w:pPr>
-              <w:spacing w:before="20" w:after="20"/>
-            </w:pPr>
             <w:r/>
             <w:r>
               <w:rPr>
                 <w:b w:val="0"/>
                 <w:i w:val="0"/>
-                <w:sz w:val="19"/>
               </w:rPr>
             </w:r>
           </w:p>
         </w:tc>
         <w:tc>
           <w:tcPr>
-            <w:tcW w:type="dxa" w:w="1020"/>
+            <w:tcW w:type="dxa" w:w="2160"/>
           </w:tcPr>
           <w:p>
-            <w:pPr>
-              <w:spacing w:before="20" w:after="20"/>
-            </w:pPr>
             <w:r/>
             <w:r>
               <w:rPr>
                 <w:b w:val="0"/>
                 <w:i w:val="0"/>
-                <w:sz w:val="19"/>
               </w:rPr>
             </w:r>
           </w:p>
@@ -1036,31 +669,9 @@
       <w:tr>
         <w:tc>
           <w:tcPr>
-            <w:tcW w:type="dxa" w:w="3628"/>
+            <w:tcW w:type="dxa" w:w="2160"/>
           </w:tcPr>
           <w:p>
-            <w:pPr>
-              <w:spacing w:before="20" w:after="20"/>
-            </w:pPr>
-            <w:r/>
-            <w:r>
-              <w:rPr>
-                <w:b w:val="0"/>
-                <w:i w:val="0"/>
-                <w:sz w:val="17"/>
-              </w:rPr>
-              <w:t>10. Terwujudnya Penyediaan Data Dan Insight Statistik Lintas Sektor Yang Berkualitas</w:t>
-            </w:r>
-          </w:p>
-        </w:tc>
-        <w:tc>
-          <w:tcPr>
-            <w:tcW w:type="dxa" w:w="1644"/>
-          </w:tcPr>
-          <w:p>
-            <w:pPr>
-              <w:spacing w:before="20" w:after="20"/>
-            </w:pPr>
             <w:r/>
             <w:r>
               <w:rPr>
@@ -1068,59 +679,48 @@
                 <w:i w:val="0"/>
                 <w:sz w:val="19"/>
               </w:rPr>
+              <w:t>Terwujudnya Penyediaan Data Dan Insight Statistik Lintas Sektor Yang Berkualitas</w:t>
             </w:r>
           </w:p>
         </w:tc>
         <w:tc>
           <w:tcPr>
-            <w:tcW w:type="dxa" w:w="1871"/>
+            <w:tcW w:type="dxa" w:w="2160"/>
           </w:tcPr>
           <w:p>
-            <w:pPr>
-              <w:spacing w:before="20" w:after="20"/>
-            </w:pPr>
             <w:r/>
             <w:r>
               <w:rPr>
                 <w:b w:val="0"/>
                 <w:i w:val="0"/>
-                <w:sz w:val="19"/>
               </w:rPr>
             </w:r>
           </w:p>
         </w:tc>
         <w:tc>
           <w:tcPr>
-            <w:tcW w:type="dxa" w:w="1757"/>
+            <w:tcW w:type="dxa" w:w="2160"/>
           </w:tcPr>
           <w:p>
-            <w:pPr>
-              <w:spacing w:before="20" w:after="20"/>
-            </w:pPr>
             <w:r/>
             <w:r>
               <w:rPr>
                 <w:b w:val="0"/>
                 <w:i w:val="0"/>
-                <w:sz w:val="19"/>
               </w:rPr>
             </w:r>
           </w:p>
         </w:tc>
         <w:tc>
           <w:tcPr>
-            <w:tcW w:type="dxa" w:w="1020"/>
+            <w:tcW w:type="dxa" w:w="2160"/>
           </w:tcPr>
           <w:p>
-            <w:pPr>
-              <w:spacing w:before="20" w:after="20"/>
-            </w:pPr>
             <w:r/>
             <w:r>
               <w:rPr>
                 <w:b w:val="0"/>
                 <w:i w:val="0"/>
-                <w:sz w:val="19"/>
               </w:rPr>
             </w:r>
           </w:p>
@@ -1129,31 +729,9 @@
       <w:tr>
         <w:tc>
           <w:tcPr>
-            <w:tcW w:type="dxa" w:w="3628"/>
+            <w:tcW w:type="dxa" w:w="2160"/>
           </w:tcPr>
           <w:p>
-            <w:pPr>
-              <w:spacing w:before="20" w:after="20"/>
-            </w:pPr>
-            <w:r/>
-            <w:r>
-              <w:rPr>
-                <w:b w:val="0"/>
-                <w:i w:val="0"/>
-                <w:sz w:val="17"/>
-              </w:rPr>
-              <w:t>11. Tersedianya Data 5 Sasaran Visi Indonesia Emas dan 45 Indikator Utama Pembangunan</w:t>
-            </w:r>
-          </w:p>
-        </w:tc>
-        <w:tc>
-          <w:tcPr>
-            <w:tcW w:type="dxa" w:w="1644"/>
-          </w:tcPr>
-          <w:p>
-            <w:pPr>
-              <w:spacing w:before="20" w:after="20"/>
-            </w:pPr>
             <w:r/>
             <w:r>
               <w:rPr>
@@ -1161,59 +739,48 @@
                 <w:i w:val="0"/>
                 <w:sz w:val="19"/>
               </w:rPr>
+              <w:t>Tersedianya Data 5 Sasaran Visi Indonesia Emas dan 45 Indikator Utama Pembangunan (Khusus BPS Provinsi)</w:t>
             </w:r>
           </w:p>
         </w:tc>
         <w:tc>
           <w:tcPr>
-            <w:tcW w:type="dxa" w:w="1871"/>
+            <w:tcW w:type="dxa" w:w="2160"/>
           </w:tcPr>
           <w:p>
-            <w:pPr>
-              <w:spacing w:before="20" w:after="20"/>
-            </w:pPr>
             <w:r/>
             <w:r>
               <w:rPr>
                 <w:b w:val="0"/>
                 <w:i w:val="0"/>
-                <w:sz w:val="19"/>
               </w:rPr>
             </w:r>
           </w:p>
         </w:tc>
         <w:tc>
           <w:tcPr>
-            <w:tcW w:type="dxa" w:w="1757"/>
+            <w:tcW w:type="dxa" w:w="2160"/>
           </w:tcPr>
           <w:p>
-            <w:pPr>
-              <w:spacing w:before="20" w:after="20"/>
-            </w:pPr>
             <w:r/>
             <w:r>
               <w:rPr>
                 <w:b w:val="0"/>
                 <w:i w:val="0"/>
-                <w:sz w:val="19"/>
               </w:rPr>
             </w:r>
           </w:p>
         </w:tc>
         <w:tc>
           <w:tcPr>
-            <w:tcW w:type="dxa" w:w="1020"/>
+            <w:tcW w:type="dxa" w:w="2160"/>
           </w:tcPr>
           <w:p>
-            <w:pPr>
-              <w:spacing w:before="20" w:after="20"/>
-            </w:pPr>
             <w:r/>
             <w:r>
               <w:rPr>
                 <w:b w:val="0"/>
                 <w:i w:val="0"/>
-                <w:sz w:val="19"/>
               </w:rPr>
             </w:r>
           </w:p>
@@ -1222,31 +789,9 @@
       <w:tr>
         <w:tc>
           <w:tcPr>
-            <w:tcW w:type="dxa" w:w="3628"/>
+            <w:tcW w:type="dxa" w:w="2160"/>
           </w:tcPr>
           <w:p>
-            <w:pPr>
-              <w:spacing w:before="20" w:after="20"/>
-            </w:pPr>
-            <w:r/>
-            <w:r>
-              <w:rPr>
-                <w:b w:val="0"/>
-                <w:i w:val="0"/>
-                <w:sz w:val="17"/>
-              </w:rPr>
-              <w:t>12. Terwujudnya Kapasitas Tata Kelola Pemerintah Desa Untuk Menghasilkan Statistik Berkualitas</w:t>
-            </w:r>
-          </w:p>
-        </w:tc>
-        <w:tc>
-          <w:tcPr>
-            <w:tcW w:type="dxa" w:w="1644"/>
-          </w:tcPr>
-          <w:p>
-            <w:pPr>
-              <w:spacing w:before="20" w:after="20"/>
-            </w:pPr>
             <w:r/>
             <w:r>
               <w:rPr>
@@ -1254,59 +799,48 @@
                 <w:i w:val="0"/>
                 <w:sz w:val="19"/>
               </w:rPr>
+              <w:t>Terwujudnya Kapasitas Tata Kelola Pemerintah Desa Untuk Menghasilkan Statistik Berkualitas</w:t>
             </w:r>
           </w:p>
         </w:tc>
         <w:tc>
           <w:tcPr>
-            <w:tcW w:type="dxa" w:w="1871"/>
+            <w:tcW w:type="dxa" w:w="2160"/>
           </w:tcPr>
           <w:p>
-            <w:pPr>
-              <w:spacing w:before="20" w:after="20"/>
-            </w:pPr>
             <w:r/>
             <w:r>
               <w:rPr>
                 <w:b w:val="0"/>
                 <w:i w:val="0"/>
-                <w:sz w:val="19"/>
               </w:rPr>
             </w:r>
           </w:p>
         </w:tc>
         <w:tc>
           <w:tcPr>
-            <w:tcW w:type="dxa" w:w="1757"/>
+            <w:tcW w:type="dxa" w:w="2160"/>
           </w:tcPr>
           <w:p>
-            <w:pPr>
-              <w:spacing w:before="20" w:after="20"/>
-            </w:pPr>
             <w:r/>
             <w:r>
               <w:rPr>
                 <w:b w:val="0"/>
                 <w:i w:val="0"/>
-                <w:sz w:val="19"/>
               </w:rPr>
             </w:r>
           </w:p>
         </w:tc>
         <w:tc>
           <w:tcPr>
-            <w:tcW w:type="dxa" w:w="1020"/>
+            <w:tcW w:type="dxa" w:w="2160"/>
           </w:tcPr>
           <w:p>
-            <w:pPr>
-              <w:spacing w:before="20" w:after="20"/>
-            </w:pPr>
             <w:r/>
             <w:r>
               <w:rPr>
                 <w:b w:val="0"/>
                 <w:i w:val="0"/>
-                <w:sz w:val="19"/>
               </w:rPr>
             </w:r>
           </w:p>
@@ -1315,31 +849,9 @@
       <w:tr>
         <w:tc>
           <w:tcPr>
-            <w:tcW w:type="dxa" w:w="3628"/>
+            <w:tcW w:type="dxa" w:w="2160"/>
           </w:tcPr>
           <w:p>
-            <w:pPr>
-              <w:spacing w:before="20" w:after="20"/>
-            </w:pPr>
-            <w:r/>
-            <w:r>
-              <w:rPr>
-                <w:b w:val="0"/>
-                <w:i w:val="0"/>
-                <w:sz w:val="17"/>
-              </w:rPr>
-              <w:t>13. Terwujudnya Penguatan Penyelenggaraan Pembinaan Statistik Sektoral K/L/Pemerintah Daerah</w:t>
-            </w:r>
-          </w:p>
-        </w:tc>
-        <w:tc>
-          <w:tcPr>
-            <w:tcW w:type="dxa" w:w="1644"/>
-          </w:tcPr>
-          <w:p>
-            <w:pPr>
-              <w:spacing w:before="20" w:after="20"/>
-            </w:pPr>
             <w:r/>
             <w:r>
               <w:rPr>
@@ -1347,59 +859,48 @@
                 <w:i w:val="0"/>
                 <w:sz w:val="19"/>
               </w:rPr>
+              <w:t>Terwujudnya Penguatan Penyelenggaraan Pembinaan Statistik Sektoral Kementerian/Lembaga/Pemerintah Daerah</w:t>
             </w:r>
           </w:p>
         </w:tc>
         <w:tc>
           <w:tcPr>
-            <w:tcW w:type="dxa" w:w="1871"/>
+            <w:tcW w:type="dxa" w:w="2160"/>
           </w:tcPr>
           <w:p>
-            <w:pPr>
-              <w:spacing w:before="20" w:after="20"/>
-            </w:pPr>
             <w:r/>
             <w:r>
               <w:rPr>
                 <w:b w:val="0"/>
                 <w:i w:val="0"/>
-                <w:sz w:val="19"/>
               </w:rPr>
             </w:r>
           </w:p>
         </w:tc>
         <w:tc>
           <w:tcPr>
-            <w:tcW w:type="dxa" w:w="1757"/>
+            <w:tcW w:type="dxa" w:w="2160"/>
           </w:tcPr>
           <w:p>
-            <w:pPr>
-              <w:spacing w:before="20" w:after="20"/>
-            </w:pPr>
             <w:r/>
             <w:r>
               <w:rPr>
                 <w:b w:val="0"/>
                 <w:i w:val="0"/>
-                <w:sz w:val="19"/>
               </w:rPr>
             </w:r>
           </w:p>
         </w:tc>
         <w:tc>
           <w:tcPr>
-            <w:tcW w:type="dxa" w:w="1020"/>
+            <w:tcW w:type="dxa" w:w="2160"/>
           </w:tcPr>
           <w:p>
-            <w:pPr>
-              <w:spacing w:before="20" w:after="20"/>
-            </w:pPr>
             <w:r/>
             <w:r>
               <w:rPr>
                 <w:b w:val="0"/>
                 <w:i w:val="0"/>
-                <w:sz w:val="19"/>
               </w:rPr>
             </w:r>
           </w:p>
@@ -1408,31 +909,9 @@
       <w:tr>
         <w:tc>
           <w:tcPr>
-            <w:tcW w:type="dxa" w:w="3628"/>
+            <w:tcW w:type="dxa" w:w="2160"/>
           </w:tcPr>
           <w:p>
-            <w:pPr>
-              <w:spacing w:before="20" w:after="20"/>
-            </w:pPr>
-            <w:r/>
-            <w:r>
-              <w:rPr>
-                <w:b w:val="0"/>
-                <w:i w:val="0"/>
-                <w:sz w:val="17"/>
-              </w:rPr>
-              <w:t>14. Terwujudnya Layanan Edukasi Dan Promosi Statistik Yang Prima</w:t>
-            </w:r>
-          </w:p>
-        </w:tc>
-        <w:tc>
-          <w:tcPr>
-            <w:tcW w:type="dxa" w:w="1644"/>
-          </w:tcPr>
-          <w:p>
-            <w:pPr>
-              <w:spacing w:before="20" w:after="20"/>
-            </w:pPr>
             <w:r/>
             <w:r>
               <w:rPr>
@@ -1440,59 +919,48 @@
                 <w:i w:val="0"/>
                 <w:sz w:val="19"/>
               </w:rPr>
+              <w:t>Terwujudnya Layanan Edukasi Dan Promosi Statistik Yang Prima (Khusus BPS Provinsi)</w:t>
             </w:r>
           </w:p>
         </w:tc>
         <w:tc>
           <w:tcPr>
-            <w:tcW w:type="dxa" w:w="1871"/>
+            <w:tcW w:type="dxa" w:w="2160"/>
           </w:tcPr>
           <w:p>
-            <w:pPr>
-              <w:spacing w:before="20" w:after="20"/>
-            </w:pPr>
             <w:r/>
             <w:r>
               <w:rPr>
                 <w:b w:val="0"/>
                 <w:i w:val="0"/>
-                <w:sz w:val="19"/>
               </w:rPr>
             </w:r>
           </w:p>
         </w:tc>
         <w:tc>
           <w:tcPr>
-            <w:tcW w:type="dxa" w:w="1757"/>
+            <w:tcW w:type="dxa" w:w="2160"/>
           </w:tcPr>
           <w:p>
-            <w:pPr>
-              <w:spacing w:before="20" w:after="20"/>
-            </w:pPr>
             <w:r/>
             <w:r>
               <w:rPr>
                 <w:b w:val="0"/>
                 <w:i w:val="0"/>
-                <w:sz w:val="19"/>
               </w:rPr>
             </w:r>
           </w:p>
         </w:tc>
         <w:tc>
           <w:tcPr>
-            <w:tcW w:type="dxa" w:w="1020"/>
+            <w:tcW w:type="dxa" w:w="2160"/>
           </w:tcPr>
           <w:p>
-            <w:pPr>
-              <w:spacing w:before="20" w:after="20"/>
-            </w:pPr>
             <w:r/>
             <w:r>
               <w:rPr>
                 <w:b w:val="0"/>
                 <w:i w:val="0"/>
-                <w:sz w:val="19"/>
               </w:rPr>
             </w:r>
           </w:p>
@@ -1501,31 +969,9 @@
       <w:tr>
         <w:tc>
           <w:tcPr>
-            <w:tcW w:type="dxa" w:w="3628"/>
+            <w:tcW w:type="dxa" w:w="2160"/>
           </w:tcPr>
           <w:p>
-            <w:pPr>
-              <w:spacing w:before="20" w:after="20"/>
-            </w:pPr>
-            <w:r/>
-            <w:r>
-              <w:rPr>
-                <w:b w:val="0"/>
-                <w:i w:val="0"/>
-                <w:sz w:val="17"/>
-              </w:rPr>
-              <w:t>15. Terwujudnya Kemudahan Akses Data BPS</w:t>
-            </w:r>
-          </w:p>
-        </w:tc>
-        <w:tc>
-          <w:tcPr>
-            <w:tcW w:type="dxa" w:w="1644"/>
-          </w:tcPr>
-          <w:p>
-            <w:pPr>
-              <w:spacing w:before="20" w:after="20"/>
-            </w:pPr>
             <w:r/>
             <w:r>
               <w:rPr>
@@ -1533,59 +979,48 @@
                 <w:i w:val="0"/>
                 <w:sz w:val="19"/>
               </w:rPr>
+              <w:t>Terwujudnya Kemudahan Akses Data BPS</w:t>
             </w:r>
           </w:p>
         </w:tc>
         <w:tc>
           <w:tcPr>
-            <w:tcW w:type="dxa" w:w="1871"/>
+            <w:tcW w:type="dxa" w:w="2160"/>
           </w:tcPr>
           <w:p>
-            <w:pPr>
-              <w:spacing w:before="20" w:after="20"/>
-            </w:pPr>
             <w:r/>
             <w:r>
               <w:rPr>
                 <w:b w:val="0"/>
                 <w:i w:val="0"/>
-                <w:sz w:val="19"/>
               </w:rPr>
             </w:r>
           </w:p>
         </w:tc>
         <w:tc>
           <w:tcPr>
-            <w:tcW w:type="dxa" w:w="1757"/>
+            <w:tcW w:type="dxa" w:w="2160"/>
           </w:tcPr>
           <w:p>
-            <w:pPr>
-              <w:spacing w:before="20" w:after="20"/>
-            </w:pPr>
             <w:r/>
             <w:r>
               <w:rPr>
                 <w:b w:val="0"/>
                 <w:i w:val="0"/>
-                <w:sz w:val="19"/>
               </w:rPr>
             </w:r>
           </w:p>
         </w:tc>
         <w:tc>
           <w:tcPr>
-            <w:tcW w:type="dxa" w:w="1020"/>
+            <w:tcW w:type="dxa" w:w="2160"/>
           </w:tcPr>
           <w:p>
-            <w:pPr>
-              <w:spacing w:before="20" w:after="20"/>
-            </w:pPr>
             <w:r/>
             <w:r>
               <w:rPr>
                 <w:b w:val="0"/>
                 <w:i w:val="0"/>
-                <w:sz w:val="19"/>
               </w:rPr>
             </w:r>
           </w:p>
@@ -1594,31 +1029,9 @@
       <w:tr>
         <w:tc>
           <w:tcPr>
-            <w:tcW w:type="dxa" w:w="3628"/>
+            <w:tcW w:type="dxa" w:w="2160"/>
           </w:tcPr>
           <w:p>
-            <w:pPr>
-              <w:spacing w:before="20" w:after="20"/>
-            </w:pPr>
-            <w:r/>
-            <w:r>
-              <w:rPr>
-                <w:b w:val="0"/>
-                <w:i w:val="0"/>
-                <w:sz w:val="17"/>
-              </w:rPr>
-              <w:t>16. Terwujudnya Dukungan Manajemen Pada BPS Provinsi Dan BPS Kabupaten/Kota</w:t>
-            </w:r>
-          </w:p>
-        </w:tc>
-        <w:tc>
-          <w:tcPr>
-            <w:tcW w:type="dxa" w:w="1644"/>
-          </w:tcPr>
-          <w:p>
-            <w:pPr>
-              <w:spacing w:before="20" w:after="20"/>
-            </w:pPr>
             <w:r/>
             <w:r>
               <w:rPr>
@@ -1626,59 +1039,48 @@
                 <w:i w:val="0"/>
                 <w:sz w:val="19"/>
               </w:rPr>
+              <w:t>Terwujudnya Dukungan Manajemen Pada BPS Provinsi Dan BPS Kabupaten/Kota Yang Efektif Dan Efisien</w:t>
             </w:r>
           </w:p>
         </w:tc>
         <w:tc>
           <w:tcPr>
-            <w:tcW w:type="dxa" w:w="1871"/>
+            <w:tcW w:type="dxa" w:w="2160"/>
           </w:tcPr>
           <w:p>
-            <w:pPr>
-              <w:spacing w:before="20" w:after="20"/>
-            </w:pPr>
             <w:r/>
             <w:r>
               <w:rPr>
                 <w:b w:val="0"/>
                 <w:i w:val="0"/>
-                <w:sz w:val="19"/>
               </w:rPr>
             </w:r>
           </w:p>
         </w:tc>
         <w:tc>
           <w:tcPr>
-            <w:tcW w:type="dxa" w:w="1757"/>
+            <w:tcW w:type="dxa" w:w="2160"/>
           </w:tcPr>
           <w:p>
-            <w:pPr>
-              <w:spacing w:before="20" w:after="20"/>
-            </w:pPr>
             <w:r/>
             <w:r>
               <w:rPr>
                 <w:b w:val="0"/>
                 <w:i w:val="0"/>
-                <w:sz w:val="19"/>
               </w:rPr>
             </w:r>
           </w:p>
         </w:tc>
         <w:tc>
           <w:tcPr>
-            <w:tcW w:type="dxa" w:w="1020"/>
+            <w:tcW w:type="dxa" w:w="2160"/>
           </w:tcPr>
           <w:p>
-            <w:pPr>
-              <w:spacing w:before="20" w:after="20"/>
-            </w:pPr>
             <w:r/>
             <w:r>
               <w:rPr>
                 <w:b w:val="0"/>
                 <w:i w:val="0"/>
-                <w:sz w:val="19"/>
               </w:rPr>
             </w:r>
           </w:p>
@@ -1687,31 +1089,9 @@
       <w:tr>
         <w:tc>
           <w:tcPr>
-            <w:tcW w:type="dxa" w:w="3628"/>
+            <w:tcW w:type="dxa" w:w="2160"/>
           </w:tcPr>
           <w:p>
-            <w:pPr>
-              <w:spacing w:before="20" w:after="20"/>
-            </w:pPr>
-            <w:r/>
-            <w:r>
-              <w:rPr>
-                <w:b w:val="0"/>
-                <w:i w:val="0"/>
-                <w:sz w:val="17"/>
-              </w:rPr>
-              <w:t>17. Peningkatan Pembangunan Zona Integritas</w:t>
-            </w:r>
-          </w:p>
-        </w:tc>
-        <w:tc>
-          <w:tcPr>
-            <w:tcW w:type="dxa" w:w="1644"/>
-          </w:tcPr>
-          <w:p>
-            <w:pPr>
-              <w:spacing w:before="20" w:after="20"/>
-            </w:pPr>
             <w:r/>
             <w:r>
               <w:rPr>
@@ -1719,59 +1099,48 @@
                 <w:i w:val="0"/>
                 <w:sz w:val="19"/>
               </w:rPr>
+              <w:t>Peningkatan Pembangunan Zona Integritas (Khusus BPS Provinsi)</w:t>
             </w:r>
           </w:p>
         </w:tc>
         <w:tc>
           <w:tcPr>
-            <w:tcW w:type="dxa" w:w="1871"/>
+            <w:tcW w:type="dxa" w:w="2160"/>
           </w:tcPr>
           <w:p>
-            <w:pPr>
-              <w:spacing w:before="20" w:after="20"/>
-            </w:pPr>
             <w:r/>
             <w:r>
               <w:rPr>
                 <w:b w:val="0"/>
                 <w:i w:val="0"/>
-                <w:sz w:val="19"/>
               </w:rPr>
             </w:r>
           </w:p>
         </w:tc>
         <w:tc>
           <w:tcPr>
-            <w:tcW w:type="dxa" w:w="1757"/>
+            <w:tcW w:type="dxa" w:w="2160"/>
           </w:tcPr>
           <w:p>
-            <w:pPr>
-              <w:spacing w:before="20" w:after="20"/>
-            </w:pPr>
             <w:r/>
             <w:r>
               <w:rPr>
                 <w:b w:val="0"/>
                 <w:i w:val="0"/>
-                <w:sz w:val="19"/>
               </w:rPr>
             </w:r>
           </w:p>
         </w:tc>
         <w:tc>
           <w:tcPr>
-            <w:tcW w:type="dxa" w:w="1020"/>
+            <w:tcW w:type="dxa" w:w="2160"/>
           </w:tcPr>
           <w:p>
-            <w:pPr>
-              <w:spacing w:before="20" w:after="20"/>
-            </w:pPr>
             <w:r/>
             <w:r>
               <w:rPr>
                 <w:b w:val="0"/>
                 <w:i w:val="0"/>
-                <w:sz w:val="19"/>
               </w:rPr>
             </w:r>
           </w:p>
@@ -1780,178 +1149,117 @@
       <w:tr>
         <w:tc>
           <w:tcPr>
-            <w:tcW w:type="dxa" w:w="3628"/>
-            <w:shd w:val="clear" w:color="auto" w:fill="F0F0F0"/>
+            <w:tcW w:type="dxa" w:w="2160"/>
           </w:tcPr>
           <w:p>
             <w:pPr>
-              <w:spacing w:before="20" w:after="20"/>
-              <w:jc w:val="right"/>
+              <w:jc w:val="center"/>
             </w:pPr>
             <w:r/>
             <w:r>
               <w:rPr>
                 <w:b/>
                 <w:i w:val="0"/>
-                <w:sz w:val="19"/>
               </w:rPr>
-              <w:t>TOTAL</w:t>
+              <w:t>Total</w:t>
             </w:r>
           </w:p>
         </w:tc>
         <w:tc>
           <w:tcPr>
-            <w:tcW w:type="dxa" w:w="1644"/>
-            <w:shd w:val="clear" w:color="auto" w:fill="F0F0F0"/>
+            <w:tcW w:type="dxa" w:w="2160"/>
           </w:tcPr>
           <w:p>
-            <w:pPr>
-              <w:spacing w:before="20" w:after="20"/>
-            </w:pPr>
             <w:r/>
             <w:r>
               <w:rPr>
-                <w:b/>
+                <w:b w:val="0"/>
                 <w:i w:val="0"/>
-                <w:sz w:val="19"/>
               </w:rPr>
             </w:r>
           </w:p>
         </w:tc>
         <w:tc>
           <w:tcPr>
-            <w:tcW w:type="dxa" w:w="1871"/>
-            <w:shd w:val="clear" w:color="auto" w:fill="F0F0F0"/>
+            <w:tcW w:type="dxa" w:w="2160"/>
           </w:tcPr>
           <w:p>
-            <w:pPr>
-              <w:spacing w:before="20" w:after="20"/>
-            </w:pPr>
             <w:r/>
             <w:r>
               <w:rPr>
-                <w:b/>
+                <w:b w:val="0"/>
                 <w:i w:val="0"/>
-                <w:sz w:val="19"/>
               </w:rPr>
             </w:r>
           </w:p>
         </w:tc>
         <w:tc>
           <w:tcPr>
-            <w:tcW w:type="dxa" w:w="1757"/>
-            <w:shd w:val="clear" w:color="auto" w:fill="F0F0F0"/>
+            <w:tcW w:type="dxa" w:w="2160"/>
           </w:tcPr>
           <w:p>
-            <w:pPr>
-              <w:spacing w:before="20" w:after="20"/>
-            </w:pPr>
             <w:r/>
             <w:r>
               <w:rPr>
-                <w:b/>
+                <w:b w:val="0"/>
                 <w:i w:val="0"/>
-                <w:sz w:val="19"/>
-              </w:rPr>
-            </w:r>
-          </w:p>
-        </w:tc>
-        <w:tc>
-          <w:tcPr>
-            <w:tcW w:type="dxa" w:w="1020"/>
-            <w:shd w:val="clear" w:color="auto" w:fill="F0F0F0"/>
-          </w:tcPr>
-          <w:p>
-            <w:pPr>
-              <w:spacing w:before="20" w:after="20"/>
-            </w:pPr>
-            <w:r/>
-            <w:r>
-              <w:rPr>
-                <w:b/>
-                <w:i w:val="0"/>
-                <w:sz w:val="19"/>
               </w:rPr>
             </w:r>
           </w:p>
         </w:tc>
       </w:tr>
     </w:tbl>
+    <w:p/>
     <w:p>
-      <w:pPr>
-        <w:spacing w:before="40" w:after="160" w:line="276" w:lineRule="auto"/>
-      </w:pPr>
       <w:r>
         <w:rPr>
-          <w:b w:val="0"/>
-          <w:i/>
-          <w:color w:val="666666"/>
-          <w:sz w:val="17"/>
+          <w:b/>
+          <w:sz w:val="22"/>
         </w:rPr>
-        <w:t>Catatan: PAGU Revisi diisi sama dengan PAGU Awal bila tidak ada revisi. Kolom % Realisasi = Realisasi ÷ PAGU × 100.</w:t>
+        <w:t>Jelaskan upaya efisiensi yang telah dilakukan:</w:t>
+      </w:r>
+    </w:p>
+    <w:p/>
+    <w:p/>
+    <w:p/>
+    <w:p/>
+    <w:p/>
+    <w:p>
+      <w:r>
+        <w:rPr>
+          <w:b/>
+          <w:sz w:val="24"/>
+        </w:rPr>
+        <w:t>IV. Pembahasan Lainnya</w:t>
       </w:r>
     </w:p>
     <w:p>
-      <w:pPr>
-        <w:spacing w:before="120" w:after="80" w:line="276" w:lineRule="auto"/>
-      </w:pPr>
       <w:r>
         <w:rPr>
-          <w:b/>
-          <w:i w:val="0"/>
-          <w:color w:val="1D4E89"/>
-          <w:sz w:val="23"/>
+          <w:i/>
+          <w:color w:val="C00000"/>
+          <w:sz w:val="19"/>
         </w:rPr>
-        <w:t>B. Upaya Efisiensi</w:t>
+        <w:t>(Khusus Triwulan IV, tambahkan pembahasan nilai PKO / Penilaian Kinerja Organisasi.)</w:t>
       </w:r>
     </w:p>
+    <w:p/>
+    <w:p/>
+    <w:p/>
+    <w:p/>
     <w:p>
-      <w:pPr>
-        <w:spacing w:before="80" w:after="200" w:line="276" w:lineRule="auto"/>
-        <w:jc w:val="both"/>
-      </w:pPr>
       <w:r>
         <w:rPr>
-          <w:b w:val="0"/>
           <w:i/>
-          <w:color w:val="B00000"/>
-          <w:sz w:val="20"/>
+          <w:color w:val="C00000"/>
+          <w:sz w:val="18"/>
         </w:rPr>
-        <w:t>Jelaskan upaya efisiensi yang telah dilakukan (isi di sini) ...</w:t>
-      </w:r>
-    </w:p>
-    <w:p>
-      <w:pPr>
-        <w:spacing w:before="120" w:after="80" w:line="276" w:lineRule="auto"/>
-      </w:pPr>
-      <w:r>
-        <w:rPr>
-          <w:b/>
-          <w:i w:val="0"/>
-          <w:color w:val="1D4E89"/>
-          <w:sz w:val="23"/>
-        </w:rPr>
-        <w:t>C. Pembahasan Lainnya</w:t>
-      </w:r>
-    </w:p>
-    <w:p>
-      <w:pPr>
-        <w:spacing w:before="80" w:after="120" w:line="276" w:lineRule="auto"/>
-        <w:jc w:val="both"/>
-      </w:pPr>
-      <w:r>
-        <w:rPr>
-          <w:b w:val="0"/>
-          <w:i/>
-          <w:color w:val="B00000"/>
-          <w:sz w:val="20"/>
-        </w:rPr>
-        <w:t>Isi pembahasan lain yang relevan (isi di sini). Khusus Triwulan IV, tambahkan pembahasan nilai PKO.</w:t>
+        <w:t>Catatan: blok tanda tangan (Kepala &amp; Notulis) TIDAK perlu disertakan di berkas ini -- SIPINTER mencetaknya otomatis di akhir dokumen notula gabungan berdasarkan data Detail Rapat dan status persetujuan Kepala.</w:t>
       </w:r>
     </w:p>
     <w:sectPr>
       <w:pgSz w:w="12240" w:h="15840"/>
-      <w:pgMar w:top="1134" w:right="1247" w:bottom="1134" w:left="1247" w:header="720" w:footer="720" w:gutter="0"/>
+      <w:pgMar w:top="1440" w:right="1800" w:bottom="1440" w:left="1800" w:header="720" w:footer="720" w:gutter="0"/>
       <w:cols w:space="720"/>
       <w:docGrid w:linePitch="360"/>
     </w:sectPr>
@@ -2323,7 +1631,7 @@
     <w:qFormat/>
     <w:rsid w:val="00FC693F"/>
     <w:rPr>
-      <w:rFonts w:ascii="Times New Roman" w:hAnsi="Times New Roman"/>
+      <w:rFonts w:ascii="Calibri" w:hAnsi="Calibri" w:eastAsia="Calibri"/>
       <w:sz w:val="22"/>
     </w:rPr>
   </w:style>

--- a/template_notula/SIPINTER_Template_Bagian_III_Anggaran.docx
+++ b/template_notula/SIPINTER_Template_Bagian_III_Anggaran.docx
@@ -28,7 +28,7 @@
           <w:color w:val="C00000"/>
           <w:sz w:val="19"/>
         </w:rPr>
-        <w:t>Petunjuk pengisian (hapus paragraf ini sebelum diunggah): Isi PAGU Awal sesuai yang tercantum di PK Awal; PAGU Revisi hanya diisi jika satker melakukan revisi PAGU (jika tidak ada revisi, isi sama dengan PAGU Awal). Baris "Tersedianya Data 5 Sasaran...", "Terwujudnya Layanan Edukasi dan Promosi Statistik...", dan "Peningkatan Pembangunan Zona Integritas" khusus BPS Provinsi -- hapus baris tsb untuk BPS Kabupaten/Kota.</w:t>
+        <w:t>Petunjuk pengisian (hapus paragraf ini sebelum diunggah): Isi PAGU Awal sesuai yang tercantum di PK Awal; PAGU Revisi hanya diisi jika satker melakukan revisi PAGU (jika tidak ada revisi, isi sama dengan PAGU Awal). Tambahkan satu baris untuk SETIAP Sasaran Kegiatan sesuai Perjanjian Kinerja satker Anda (baris "Tersedianya Data 5 Sasaran Visi Indonesia Emas dan 45 Indikator Utama Pembangunan", "Terwujudnya Layanan Edukasi dan Promosi Statistik yang Prima", dan "Peningkatan Pembangunan Zona Integritas" khusus BPS Provinsi -- tidak perlu ditambahkan untuk BPS Kabupaten/Kota).</w:t>
       </w:r>
     </w:p>
     <w:p/>
@@ -139,967 +139,7 @@
                 <w:i w:val="0"/>
                 <w:sz w:val="19"/>
               </w:rPr>
-              <w:t>Terwujudnya Penyediaan Data Dan Insight Statistik Kependudukan Dan Ketenagakerjaan Yang Berkualitas</w:t>
-            </w:r>
-          </w:p>
-        </w:tc>
-        <w:tc>
-          <w:tcPr>
-            <w:tcW w:type="dxa" w:w="2160"/>
-          </w:tcPr>
-          <w:p>
-            <w:r/>
-            <w:r>
-              <w:rPr>
-                <w:b w:val="0"/>
-                <w:i w:val="0"/>
-              </w:rPr>
-            </w:r>
-          </w:p>
-        </w:tc>
-        <w:tc>
-          <w:tcPr>
-            <w:tcW w:type="dxa" w:w="2160"/>
-          </w:tcPr>
-          <w:p>
-            <w:r/>
-            <w:r>
-              <w:rPr>
-                <w:b w:val="0"/>
-                <w:i w:val="0"/>
-              </w:rPr>
-            </w:r>
-          </w:p>
-        </w:tc>
-        <w:tc>
-          <w:tcPr>
-            <w:tcW w:type="dxa" w:w="2160"/>
-          </w:tcPr>
-          <w:p>
-            <w:r/>
-            <w:r>
-              <w:rPr>
-                <w:b w:val="0"/>
-                <w:i w:val="0"/>
-              </w:rPr>
-            </w:r>
-          </w:p>
-        </w:tc>
-      </w:tr>
-      <w:tr>
-        <w:tc>
-          <w:tcPr>
-            <w:tcW w:type="dxa" w:w="2160"/>
-          </w:tcPr>
-          <w:p>
-            <w:r/>
-            <w:r>
-              <w:rPr>
-                <w:b w:val="0"/>
-                <w:i w:val="0"/>
-                <w:sz w:val="19"/>
-              </w:rPr>
-              <w:t>Terwujudnya Penyediaan Data Dan Insight Statistik Kesejahteraan Rakyat Yang Berkualitas</w:t>
-            </w:r>
-          </w:p>
-        </w:tc>
-        <w:tc>
-          <w:tcPr>
-            <w:tcW w:type="dxa" w:w="2160"/>
-          </w:tcPr>
-          <w:p>
-            <w:r/>
-            <w:r>
-              <w:rPr>
-                <w:b w:val="0"/>
-                <w:i w:val="0"/>
-              </w:rPr>
-            </w:r>
-          </w:p>
-        </w:tc>
-        <w:tc>
-          <w:tcPr>
-            <w:tcW w:type="dxa" w:w="2160"/>
-          </w:tcPr>
-          <w:p>
-            <w:r/>
-            <w:r>
-              <w:rPr>
-                <w:b w:val="0"/>
-                <w:i w:val="0"/>
-              </w:rPr>
-            </w:r>
-          </w:p>
-        </w:tc>
-        <w:tc>
-          <w:tcPr>
-            <w:tcW w:type="dxa" w:w="2160"/>
-          </w:tcPr>
-          <w:p>
-            <w:r/>
-            <w:r>
-              <w:rPr>
-                <w:b w:val="0"/>
-                <w:i w:val="0"/>
-              </w:rPr>
-            </w:r>
-          </w:p>
-        </w:tc>
-      </w:tr>
-      <w:tr>
-        <w:tc>
-          <w:tcPr>
-            <w:tcW w:type="dxa" w:w="2160"/>
-          </w:tcPr>
-          <w:p>
-            <w:r/>
-            <w:r>
-              <w:rPr>
-                <w:b w:val="0"/>
-                <w:i w:val="0"/>
-                <w:sz w:val="19"/>
-              </w:rPr>
-              <w:t>Terwujudnya Penyediaan Data Dan Insight Statistik Ketahanan Sosial Yang Berkualitas</w:t>
-            </w:r>
-          </w:p>
-        </w:tc>
-        <w:tc>
-          <w:tcPr>
-            <w:tcW w:type="dxa" w:w="2160"/>
-          </w:tcPr>
-          <w:p>
-            <w:r/>
-            <w:r>
-              <w:rPr>
-                <w:b w:val="0"/>
-                <w:i w:val="0"/>
-              </w:rPr>
-            </w:r>
-          </w:p>
-        </w:tc>
-        <w:tc>
-          <w:tcPr>
-            <w:tcW w:type="dxa" w:w="2160"/>
-          </w:tcPr>
-          <w:p>
-            <w:r/>
-            <w:r>
-              <w:rPr>
-                <w:b w:val="0"/>
-                <w:i w:val="0"/>
-              </w:rPr>
-            </w:r>
-          </w:p>
-        </w:tc>
-        <w:tc>
-          <w:tcPr>
-            <w:tcW w:type="dxa" w:w="2160"/>
-          </w:tcPr>
-          <w:p>
-            <w:r/>
-            <w:r>
-              <w:rPr>
-                <w:b w:val="0"/>
-                <w:i w:val="0"/>
-              </w:rPr>
-            </w:r>
-          </w:p>
-        </w:tc>
-      </w:tr>
-      <w:tr>
-        <w:tc>
-          <w:tcPr>
-            <w:tcW w:type="dxa" w:w="2160"/>
-          </w:tcPr>
-          <w:p>
-            <w:r/>
-            <w:r>
-              <w:rPr>
-                <w:b w:val="0"/>
-                <w:i w:val="0"/>
-                <w:sz w:val="19"/>
-              </w:rPr>
-              <w:t>Terwujudnya Penyediaan Data Dan Insight Statistik Sumber Daya Hayati Yang Berkualitas</w:t>
-            </w:r>
-          </w:p>
-        </w:tc>
-        <w:tc>
-          <w:tcPr>
-            <w:tcW w:type="dxa" w:w="2160"/>
-          </w:tcPr>
-          <w:p>
-            <w:r/>
-            <w:r>
-              <w:rPr>
-                <w:b w:val="0"/>
-                <w:i w:val="0"/>
-              </w:rPr>
-            </w:r>
-          </w:p>
-        </w:tc>
-        <w:tc>
-          <w:tcPr>
-            <w:tcW w:type="dxa" w:w="2160"/>
-          </w:tcPr>
-          <w:p>
-            <w:r/>
-            <w:r>
-              <w:rPr>
-                <w:b w:val="0"/>
-                <w:i w:val="0"/>
-              </w:rPr>
-            </w:r>
-          </w:p>
-        </w:tc>
-        <w:tc>
-          <w:tcPr>
-            <w:tcW w:type="dxa" w:w="2160"/>
-          </w:tcPr>
-          <w:p>
-            <w:r/>
-            <w:r>
-              <w:rPr>
-                <w:b w:val="0"/>
-                <w:i w:val="0"/>
-              </w:rPr>
-            </w:r>
-          </w:p>
-        </w:tc>
-      </w:tr>
-      <w:tr>
-        <w:tc>
-          <w:tcPr>
-            <w:tcW w:type="dxa" w:w="2160"/>
-          </w:tcPr>
-          <w:p>
-            <w:r/>
-            <w:r>
-              <w:rPr>
-                <w:b w:val="0"/>
-                <w:i w:val="0"/>
-                <w:sz w:val="19"/>
-              </w:rPr>
-              <w:t>Terwujudnya Penyediaan Data Dan Insight Statistik Sumber Daya Mineral dan Konstruksi Yang Berkualitas</w:t>
-            </w:r>
-          </w:p>
-        </w:tc>
-        <w:tc>
-          <w:tcPr>
-            <w:tcW w:type="dxa" w:w="2160"/>
-          </w:tcPr>
-          <w:p>
-            <w:r/>
-            <w:r>
-              <w:rPr>
-                <w:b w:val="0"/>
-                <w:i w:val="0"/>
-              </w:rPr>
-            </w:r>
-          </w:p>
-        </w:tc>
-        <w:tc>
-          <w:tcPr>
-            <w:tcW w:type="dxa" w:w="2160"/>
-          </w:tcPr>
-          <w:p>
-            <w:r/>
-            <w:r>
-              <w:rPr>
-                <w:b w:val="0"/>
-                <w:i w:val="0"/>
-              </w:rPr>
-            </w:r>
-          </w:p>
-        </w:tc>
-        <w:tc>
-          <w:tcPr>
-            <w:tcW w:type="dxa" w:w="2160"/>
-          </w:tcPr>
-          <w:p>
-            <w:r/>
-            <w:r>
-              <w:rPr>
-                <w:b w:val="0"/>
-                <w:i w:val="0"/>
-              </w:rPr>
-            </w:r>
-          </w:p>
-        </w:tc>
-      </w:tr>
-      <w:tr>
-        <w:tc>
-          <w:tcPr>
-            <w:tcW w:type="dxa" w:w="2160"/>
-          </w:tcPr>
-          <w:p>
-            <w:r/>
-            <w:r>
-              <w:rPr>
-                <w:b w:val="0"/>
-                <w:i w:val="0"/>
-                <w:sz w:val="19"/>
-              </w:rPr>
-              <w:t>Terwujudnya Penyediaan Data Dan Insight Statistik Industri Yang Berkualitas</w:t>
-            </w:r>
-          </w:p>
-        </w:tc>
-        <w:tc>
-          <w:tcPr>
-            <w:tcW w:type="dxa" w:w="2160"/>
-          </w:tcPr>
-          <w:p>
-            <w:r/>
-            <w:r>
-              <w:rPr>
-                <w:b w:val="0"/>
-                <w:i w:val="0"/>
-              </w:rPr>
-            </w:r>
-          </w:p>
-        </w:tc>
-        <w:tc>
-          <w:tcPr>
-            <w:tcW w:type="dxa" w:w="2160"/>
-          </w:tcPr>
-          <w:p>
-            <w:r/>
-            <w:r>
-              <w:rPr>
-                <w:b w:val="0"/>
-                <w:i w:val="0"/>
-              </w:rPr>
-            </w:r>
-          </w:p>
-        </w:tc>
-        <w:tc>
-          <w:tcPr>
-            <w:tcW w:type="dxa" w:w="2160"/>
-          </w:tcPr>
-          <w:p>
-            <w:r/>
-            <w:r>
-              <w:rPr>
-                <w:b w:val="0"/>
-                <w:i w:val="0"/>
-              </w:rPr>
-            </w:r>
-          </w:p>
-        </w:tc>
-      </w:tr>
-      <w:tr>
-        <w:tc>
-          <w:tcPr>
-            <w:tcW w:type="dxa" w:w="2160"/>
-          </w:tcPr>
-          <w:p>
-            <w:r/>
-            <w:r>
-              <w:rPr>
-                <w:b w:val="0"/>
-                <w:i w:val="0"/>
-                <w:sz w:val="19"/>
-              </w:rPr>
-              <w:t>Terwujudnya Penyediaan Data Dan Insight Statistik Distribusi Yang Berkualitas</w:t>
-            </w:r>
-          </w:p>
-        </w:tc>
-        <w:tc>
-          <w:tcPr>
-            <w:tcW w:type="dxa" w:w="2160"/>
-          </w:tcPr>
-          <w:p>
-            <w:r/>
-            <w:r>
-              <w:rPr>
-                <w:b w:val="0"/>
-                <w:i w:val="0"/>
-              </w:rPr>
-            </w:r>
-          </w:p>
-        </w:tc>
-        <w:tc>
-          <w:tcPr>
-            <w:tcW w:type="dxa" w:w="2160"/>
-          </w:tcPr>
-          <w:p>
-            <w:r/>
-            <w:r>
-              <w:rPr>
-                <w:b w:val="0"/>
-                <w:i w:val="0"/>
-              </w:rPr>
-            </w:r>
-          </w:p>
-        </w:tc>
-        <w:tc>
-          <w:tcPr>
-            <w:tcW w:type="dxa" w:w="2160"/>
-          </w:tcPr>
-          <w:p>
-            <w:r/>
-            <w:r>
-              <w:rPr>
-                <w:b w:val="0"/>
-                <w:i w:val="0"/>
-              </w:rPr>
-            </w:r>
-          </w:p>
-        </w:tc>
-      </w:tr>
-      <w:tr>
-        <w:tc>
-          <w:tcPr>
-            <w:tcW w:type="dxa" w:w="2160"/>
-          </w:tcPr>
-          <w:p>
-            <w:r/>
-            <w:r>
-              <w:rPr>
-                <w:b w:val="0"/>
-                <w:i w:val="0"/>
-                <w:sz w:val="19"/>
-              </w:rPr>
-              <w:t>Terwujudnya Penyediaan Data Dan Insight Statistik Harga Yang Berkualitas</w:t>
-            </w:r>
-          </w:p>
-        </w:tc>
-        <w:tc>
-          <w:tcPr>
-            <w:tcW w:type="dxa" w:w="2160"/>
-          </w:tcPr>
-          <w:p>
-            <w:r/>
-            <w:r>
-              <w:rPr>
-                <w:b w:val="0"/>
-                <w:i w:val="0"/>
-              </w:rPr>
-            </w:r>
-          </w:p>
-        </w:tc>
-        <w:tc>
-          <w:tcPr>
-            <w:tcW w:type="dxa" w:w="2160"/>
-          </w:tcPr>
-          <w:p>
-            <w:r/>
-            <w:r>
-              <w:rPr>
-                <w:b w:val="0"/>
-                <w:i w:val="0"/>
-              </w:rPr>
-            </w:r>
-          </w:p>
-        </w:tc>
-        <w:tc>
-          <w:tcPr>
-            <w:tcW w:type="dxa" w:w="2160"/>
-          </w:tcPr>
-          <w:p>
-            <w:r/>
-            <w:r>
-              <w:rPr>
-                <w:b w:val="0"/>
-                <w:i w:val="0"/>
-              </w:rPr>
-            </w:r>
-          </w:p>
-        </w:tc>
-      </w:tr>
-      <w:tr>
-        <w:tc>
-          <w:tcPr>
-            <w:tcW w:type="dxa" w:w="2160"/>
-          </w:tcPr>
-          <w:p>
-            <w:r/>
-            <w:r>
-              <w:rPr>
-                <w:b w:val="0"/>
-                <w:i w:val="0"/>
-                <w:sz w:val="19"/>
-              </w:rPr>
-              <w:t>Terwujudnya Penyediaan Data Dan Insight Statistik Jasa Yang Berkualitas</w:t>
-            </w:r>
-          </w:p>
-        </w:tc>
-        <w:tc>
-          <w:tcPr>
-            <w:tcW w:type="dxa" w:w="2160"/>
-          </w:tcPr>
-          <w:p>
-            <w:r/>
-            <w:r>
-              <w:rPr>
-                <w:b w:val="0"/>
-                <w:i w:val="0"/>
-              </w:rPr>
-            </w:r>
-          </w:p>
-        </w:tc>
-        <w:tc>
-          <w:tcPr>
-            <w:tcW w:type="dxa" w:w="2160"/>
-          </w:tcPr>
-          <w:p>
-            <w:r/>
-            <w:r>
-              <w:rPr>
-                <w:b w:val="0"/>
-                <w:i w:val="0"/>
-              </w:rPr>
-            </w:r>
-          </w:p>
-        </w:tc>
-        <w:tc>
-          <w:tcPr>
-            <w:tcW w:type="dxa" w:w="2160"/>
-          </w:tcPr>
-          <w:p>
-            <w:r/>
-            <w:r>
-              <w:rPr>
-                <w:b w:val="0"/>
-                <w:i w:val="0"/>
-              </w:rPr>
-            </w:r>
-          </w:p>
-        </w:tc>
-      </w:tr>
-      <w:tr>
-        <w:tc>
-          <w:tcPr>
-            <w:tcW w:type="dxa" w:w="2160"/>
-          </w:tcPr>
-          <w:p>
-            <w:r/>
-            <w:r>
-              <w:rPr>
-                <w:b w:val="0"/>
-                <w:i w:val="0"/>
-                <w:sz w:val="19"/>
-              </w:rPr>
-              <w:t>Terwujudnya Penyediaan Data Dan Insight Statistik Lintas Sektor Yang Berkualitas</w:t>
-            </w:r>
-          </w:p>
-        </w:tc>
-        <w:tc>
-          <w:tcPr>
-            <w:tcW w:type="dxa" w:w="2160"/>
-          </w:tcPr>
-          <w:p>
-            <w:r/>
-            <w:r>
-              <w:rPr>
-                <w:b w:val="0"/>
-                <w:i w:val="0"/>
-              </w:rPr>
-            </w:r>
-          </w:p>
-        </w:tc>
-        <w:tc>
-          <w:tcPr>
-            <w:tcW w:type="dxa" w:w="2160"/>
-          </w:tcPr>
-          <w:p>
-            <w:r/>
-            <w:r>
-              <w:rPr>
-                <w:b w:val="0"/>
-                <w:i w:val="0"/>
-              </w:rPr>
-            </w:r>
-          </w:p>
-        </w:tc>
-        <w:tc>
-          <w:tcPr>
-            <w:tcW w:type="dxa" w:w="2160"/>
-          </w:tcPr>
-          <w:p>
-            <w:r/>
-            <w:r>
-              <w:rPr>
-                <w:b w:val="0"/>
-                <w:i w:val="0"/>
-              </w:rPr>
-            </w:r>
-          </w:p>
-        </w:tc>
-      </w:tr>
-      <w:tr>
-        <w:tc>
-          <w:tcPr>
-            <w:tcW w:type="dxa" w:w="2160"/>
-          </w:tcPr>
-          <w:p>
-            <w:r/>
-            <w:r>
-              <w:rPr>
-                <w:b w:val="0"/>
-                <w:i w:val="0"/>
-                <w:sz w:val="19"/>
-              </w:rPr>
-              <w:t>Tersedianya Data 5 Sasaran Visi Indonesia Emas dan 45 Indikator Utama Pembangunan (Khusus BPS Provinsi)</w:t>
-            </w:r>
-          </w:p>
-        </w:tc>
-        <w:tc>
-          <w:tcPr>
-            <w:tcW w:type="dxa" w:w="2160"/>
-          </w:tcPr>
-          <w:p>
-            <w:r/>
-            <w:r>
-              <w:rPr>
-                <w:b w:val="0"/>
-                <w:i w:val="0"/>
-              </w:rPr>
-            </w:r>
-          </w:p>
-        </w:tc>
-        <w:tc>
-          <w:tcPr>
-            <w:tcW w:type="dxa" w:w="2160"/>
-          </w:tcPr>
-          <w:p>
-            <w:r/>
-            <w:r>
-              <w:rPr>
-                <w:b w:val="0"/>
-                <w:i w:val="0"/>
-              </w:rPr>
-            </w:r>
-          </w:p>
-        </w:tc>
-        <w:tc>
-          <w:tcPr>
-            <w:tcW w:type="dxa" w:w="2160"/>
-          </w:tcPr>
-          <w:p>
-            <w:r/>
-            <w:r>
-              <w:rPr>
-                <w:b w:val="0"/>
-                <w:i w:val="0"/>
-              </w:rPr>
-            </w:r>
-          </w:p>
-        </w:tc>
-      </w:tr>
-      <w:tr>
-        <w:tc>
-          <w:tcPr>
-            <w:tcW w:type="dxa" w:w="2160"/>
-          </w:tcPr>
-          <w:p>
-            <w:r/>
-            <w:r>
-              <w:rPr>
-                <w:b w:val="0"/>
-                <w:i w:val="0"/>
-                <w:sz w:val="19"/>
-              </w:rPr>
-              <w:t>Terwujudnya Kapasitas Tata Kelola Pemerintah Desa Untuk Menghasilkan Statistik Berkualitas</w:t>
-            </w:r>
-          </w:p>
-        </w:tc>
-        <w:tc>
-          <w:tcPr>
-            <w:tcW w:type="dxa" w:w="2160"/>
-          </w:tcPr>
-          <w:p>
-            <w:r/>
-            <w:r>
-              <w:rPr>
-                <w:b w:val="0"/>
-                <w:i w:val="0"/>
-              </w:rPr>
-            </w:r>
-          </w:p>
-        </w:tc>
-        <w:tc>
-          <w:tcPr>
-            <w:tcW w:type="dxa" w:w="2160"/>
-          </w:tcPr>
-          <w:p>
-            <w:r/>
-            <w:r>
-              <w:rPr>
-                <w:b w:val="0"/>
-                <w:i w:val="0"/>
-              </w:rPr>
-            </w:r>
-          </w:p>
-        </w:tc>
-        <w:tc>
-          <w:tcPr>
-            <w:tcW w:type="dxa" w:w="2160"/>
-          </w:tcPr>
-          <w:p>
-            <w:r/>
-            <w:r>
-              <w:rPr>
-                <w:b w:val="0"/>
-                <w:i w:val="0"/>
-              </w:rPr>
-            </w:r>
-          </w:p>
-        </w:tc>
-      </w:tr>
-      <w:tr>
-        <w:tc>
-          <w:tcPr>
-            <w:tcW w:type="dxa" w:w="2160"/>
-          </w:tcPr>
-          <w:p>
-            <w:r/>
-            <w:r>
-              <w:rPr>
-                <w:b w:val="0"/>
-                <w:i w:val="0"/>
-                <w:sz w:val="19"/>
-              </w:rPr>
-              <w:t>Terwujudnya Penguatan Penyelenggaraan Pembinaan Statistik Sektoral Kementerian/Lembaga/Pemerintah Daerah</w:t>
-            </w:r>
-          </w:p>
-        </w:tc>
-        <w:tc>
-          <w:tcPr>
-            <w:tcW w:type="dxa" w:w="2160"/>
-          </w:tcPr>
-          <w:p>
-            <w:r/>
-            <w:r>
-              <w:rPr>
-                <w:b w:val="0"/>
-                <w:i w:val="0"/>
-              </w:rPr>
-            </w:r>
-          </w:p>
-        </w:tc>
-        <w:tc>
-          <w:tcPr>
-            <w:tcW w:type="dxa" w:w="2160"/>
-          </w:tcPr>
-          <w:p>
-            <w:r/>
-            <w:r>
-              <w:rPr>
-                <w:b w:val="0"/>
-                <w:i w:val="0"/>
-              </w:rPr>
-            </w:r>
-          </w:p>
-        </w:tc>
-        <w:tc>
-          <w:tcPr>
-            <w:tcW w:type="dxa" w:w="2160"/>
-          </w:tcPr>
-          <w:p>
-            <w:r/>
-            <w:r>
-              <w:rPr>
-                <w:b w:val="0"/>
-                <w:i w:val="0"/>
-              </w:rPr>
-            </w:r>
-          </w:p>
-        </w:tc>
-      </w:tr>
-      <w:tr>
-        <w:tc>
-          <w:tcPr>
-            <w:tcW w:type="dxa" w:w="2160"/>
-          </w:tcPr>
-          <w:p>
-            <w:r/>
-            <w:r>
-              <w:rPr>
-                <w:b w:val="0"/>
-                <w:i w:val="0"/>
-                <w:sz w:val="19"/>
-              </w:rPr>
-              <w:t>Terwujudnya Layanan Edukasi Dan Promosi Statistik Yang Prima (Khusus BPS Provinsi)</w:t>
-            </w:r>
-          </w:p>
-        </w:tc>
-        <w:tc>
-          <w:tcPr>
-            <w:tcW w:type="dxa" w:w="2160"/>
-          </w:tcPr>
-          <w:p>
-            <w:r/>
-            <w:r>
-              <w:rPr>
-                <w:b w:val="0"/>
-                <w:i w:val="0"/>
-              </w:rPr>
-            </w:r>
-          </w:p>
-        </w:tc>
-        <w:tc>
-          <w:tcPr>
-            <w:tcW w:type="dxa" w:w="2160"/>
-          </w:tcPr>
-          <w:p>
-            <w:r/>
-            <w:r>
-              <w:rPr>
-                <w:b w:val="0"/>
-                <w:i w:val="0"/>
-              </w:rPr>
-            </w:r>
-          </w:p>
-        </w:tc>
-        <w:tc>
-          <w:tcPr>
-            <w:tcW w:type="dxa" w:w="2160"/>
-          </w:tcPr>
-          <w:p>
-            <w:r/>
-            <w:r>
-              <w:rPr>
-                <w:b w:val="0"/>
-                <w:i w:val="0"/>
-              </w:rPr>
-            </w:r>
-          </w:p>
-        </w:tc>
-      </w:tr>
-      <w:tr>
-        <w:tc>
-          <w:tcPr>
-            <w:tcW w:type="dxa" w:w="2160"/>
-          </w:tcPr>
-          <w:p>
-            <w:r/>
-            <w:r>
-              <w:rPr>
-                <w:b w:val="0"/>
-                <w:i w:val="0"/>
-                <w:sz w:val="19"/>
-              </w:rPr>
-              <w:t>Terwujudnya Kemudahan Akses Data BPS</w:t>
-            </w:r>
-          </w:p>
-        </w:tc>
-        <w:tc>
-          <w:tcPr>
-            <w:tcW w:type="dxa" w:w="2160"/>
-          </w:tcPr>
-          <w:p>
-            <w:r/>
-            <w:r>
-              <w:rPr>
-                <w:b w:val="0"/>
-                <w:i w:val="0"/>
-              </w:rPr>
-            </w:r>
-          </w:p>
-        </w:tc>
-        <w:tc>
-          <w:tcPr>
-            <w:tcW w:type="dxa" w:w="2160"/>
-          </w:tcPr>
-          <w:p>
-            <w:r/>
-            <w:r>
-              <w:rPr>
-                <w:b w:val="0"/>
-                <w:i w:val="0"/>
-              </w:rPr>
-            </w:r>
-          </w:p>
-        </w:tc>
-        <w:tc>
-          <w:tcPr>
-            <w:tcW w:type="dxa" w:w="2160"/>
-          </w:tcPr>
-          <w:p>
-            <w:r/>
-            <w:r>
-              <w:rPr>
-                <w:b w:val="0"/>
-                <w:i w:val="0"/>
-              </w:rPr>
-            </w:r>
-          </w:p>
-        </w:tc>
-      </w:tr>
-      <w:tr>
-        <w:tc>
-          <w:tcPr>
-            <w:tcW w:type="dxa" w:w="2160"/>
-          </w:tcPr>
-          <w:p>
-            <w:r/>
-            <w:r>
-              <w:rPr>
-                <w:b w:val="0"/>
-                <w:i w:val="0"/>
-                <w:sz w:val="19"/>
-              </w:rPr>
-              <w:t>Terwujudnya Dukungan Manajemen Pada BPS Provinsi Dan BPS Kabupaten/Kota Yang Efektif Dan Efisien</w:t>
-            </w:r>
-          </w:p>
-        </w:tc>
-        <w:tc>
-          <w:tcPr>
-            <w:tcW w:type="dxa" w:w="2160"/>
-          </w:tcPr>
-          <w:p>
-            <w:r/>
-            <w:r>
-              <w:rPr>
-                <w:b w:val="0"/>
-                <w:i w:val="0"/>
-              </w:rPr>
-            </w:r>
-          </w:p>
-        </w:tc>
-        <w:tc>
-          <w:tcPr>
-            <w:tcW w:type="dxa" w:w="2160"/>
-          </w:tcPr>
-          <w:p>
-            <w:r/>
-            <w:r>
-              <w:rPr>
-                <w:b w:val="0"/>
-                <w:i w:val="0"/>
-              </w:rPr>
-            </w:r>
-          </w:p>
-        </w:tc>
-        <w:tc>
-          <w:tcPr>
-            <w:tcW w:type="dxa" w:w="2160"/>
-          </w:tcPr>
-          <w:p>
-            <w:r/>
-            <w:r>
-              <w:rPr>
-                <w:b w:val="0"/>
-                <w:i w:val="0"/>
-              </w:rPr>
-            </w:r>
-          </w:p>
-        </w:tc>
-      </w:tr>
-      <w:tr>
-        <w:tc>
-          <w:tcPr>
-            <w:tcW w:type="dxa" w:w="2160"/>
-          </w:tcPr>
-          <w:p>
-            <w:r/>
-            <w:r>
-              <w:rPr>
-                <w:b w:val="0"/>
-                <w:i w:val="0"/>
-                <w:sz w:val="19"/>
-              </w:rPr>
-              <w:t>Peningkatan Pembangunan Zona Integritas (Khusus BPS Provinsi)</w:t>
+              <w:t/>
             </w:r>
           </w:p>
         </w:tc>
